--- a/EXPORTS/DOCX/published/niveau1/Dutch/DoingResearch.docx
+++ b/EXPORTS/DOCX/published/niveau1/Dutch/DoingResearch.docx
@@ -366,181 +366,7 @@
           <w:color w:val="0000FF"/>
           <w:sz w:val="24"/>
         </w:rPr>
-        <w:t>e</w:t>
-      </w:r>
-      <w:r>
-        <w:rPr>
-          <w:rFonts w:ascii="Charis SIL Italic" w:hAnsi="Charis SIL Italic" w:eastAsia="Charis SIL Italic"/>
-          <w:b w:val="0"/>
-          <w:i/>
-          <w:color w:val="0000FF"/>
-          <w:sz w:val="24"/>
-          <w:u w:val="single"/>
-        </w:rPr>
-        <w:t xml:space="preserve"> </w:t>
-      </w:r>
-      <w:r>
-        <w:rPr>
-          <w:rFonts w:ascii="Charis SIL Italic" w:hAnsi="Charis SIL Italic" w:eastAsia="Charis SIL Italic"/>
-          <w:b w:val="0"/>
-          <w:i/>
-          <w:color w:val="0000FF"/>
-          <w:sz w:val="24"/>
-          <w:u w:val="single"/>
-        </w:rPr>
-        <w:hyperlink r:id="rId9" w:history="1">
-          <w:r>
-            <w:rPr>
-              <w:rStyle w:val="Hyperlink"/>
-            </w:rPr>
-            <w:t>of</w:t>
-          </w:r>
-        </w:hyperlink>
-      </w:r>
-      <w:r>
-        <w:rPr>
-          <w:rFonts w:ascii="Charis SIL Italic" w:hAnsi="Charis SIL Italic" w:eastAsia="Charis SIL Italic"/>
-          <w:b w:val="0"/>
-          <w:i/>
-          <w:color w:val="0000FF"/>
-          <w:sz w:val="24"/>
-          <w:u w:val="single"/>
-        </w:rPr>
-        <w:t xml:space="preserve"> </w:t>
-      </w:r>
-      <w:r>
-        <w:rPr>
-          <w:rFonts w:ascii="Charis SIL Italic" w:hAnsi="Charis SIL Italic" w:eastAsia="Charis SIL Italic"/>
-          <w:b w:val="0"/>
-          <w:i/>
-          <w:color w:val="0000FF"/>
-          <w:sz w:val="24"/>
-          <w:u w:val="single"/>
-        </w:rPr>
-        <w:hyperlink r:id="rId9" w:history="1">
-          <w:r>
-            <w:rPr>
-              <w:rStyle w:val="Hyperlink"/>
-            </w:rPr>
-            <w:t>cultural</w:t>
-          </w:r>
-        </w:hyperlink>
-      </w:r>
-      <w:r>
-        <w:rPr>
-          <w:rFonts w:ascii="Charis SIL Italic" w:hAnsi="Charis SIL Italic" w:eastAsia="Charis SIL Italic"/>
-          <w:b w:val="0"/>
-          <w:i/>
-          <w:color w:val="0000FF"/>
-          <w:sz w:val="24"/>
-          <w:u w:val="single"/>
-        </w:rPr>
-        <w:t xml:space="preserve"> </w:t>
-      </w:r>
-      <w:r>
-        <w:rPr>
-          <w:rFonts w:ascii="Charis SIL Italic" w:hAnsi="Charis SIL Italic" w:eastAsia="Charis SIL Italic"/>
-          <w:b w:val="0"/>
-          <w:i/>
-          <w:color w:val="0000FF"/>
-          <w:sz w:val="24"/>
-          <w:u w:val="single"/>
-        </w:rPr>
-        <w:hyperlink r:id="rId9" w:history="1">
-          <w:r>
-            <w:rPr>
-              <w:rStyle w:val="Hyperlink"/>
-            </w:rPr>
-            <w:t>objects</w:t>
-          </w:r>
-        </w:hyperlink>
-      </w:r>
-      <w:r>
-        <w:rPr>
-          <w:rFonts w:ascii="Charis SIL Italic" w:hAnsi="Charis SIL Italic" w:eastAsia="Charis SIL Italic"/>
-          <w:b w:val="0"/>
-          <w:i/>
-          <w:color w:val="0000FF"/>
-          <w:sz w:val="24"/>
-          <w:u w:val="single"/>
-        </w:rPr>
-        <w:t xml:space="preserve"> </w:t>
-      </w:r>
-      <w:r>
-        <w:rPr>
-          <w:rFonts w:ascii="Charis SIL Italic" w:hAnsi="Charis SIL Italic" w:eastAsia="Charis SIL Italic"/>
-          <w:b w:val="0"/>
-          <w:i/>
-          <w:color w:val="0000FF"/>
-          <w:sz w:val="24"/>
-          <w:u w:val="single"/>
-        </w:rPr>
-        <w:hyperlink r:id="rId9" w:history="1">
-          <w:r>
-            <w:rPr>
-              <w:rStyle w:val="Hyperlink"/>
-            </w:rPr>
-            <w:t>and</w:t>
-          </w:r>
-        </w:hyperlink>
-      </w:r>
-      <w:r>
-        <w:rPr>
-          <w:rFonts w:ascii="Charis SIL Italic" w:hAnsi="Charis SIL Italic" w:eastAsia="Charis SIL Italic"/>
-          <w:b w:val="0"/>
-          <w:i/>
-          <w:color w:val="0000FF"/>
-          <w:sz w:val="24"/>
-          <w:u w:val="single"/>
-        </w:rPr>
-        <w:t xml:space="preserve"> </w:t>
-      </w:r>
-      <w:r>
-        <w:rPr>
-          <w:rFonts w:ascii="Charis SIL Italic" w:hAnsi="Charis SIL Italic" w:eastAsia="Charis SIL Italic"/>
-          <w:b w:val="0"/>
-          <w:i/>
-          <w:color w:val="0000FF"/>
-          <w:sz w:val="24"/>
-          <w:u w:val="single"/>
-        </w:rPr>
-        <w:hyperlink r:id="rId9" w:history="1">
-          <w:r>
-            <w:rPr>
-              <w:rStyle w:val="Hyperlink"/>
-            </w:rPr>
-            <w:t>collections</w:t>
-          </w:r>
-        </w:hyperlink>
-      </w:r>
-      <w:r>
-        <w:rPr>
-          <w:rFonts w:ascii="Charis SIL Italic" w:hAnsi="Charis SIL Italic" w:eastAsia="Charis SIL Italic"/>
-          <w:b w:val="0"/>
-          <w:i/>
-          <w:color w:val="0000FF"/>
-          <w:sz w:val="24"/>
-          <w:u w:val="single"/>
-        </w:rPr>
-        <w:t xml:space="preserve"> </w:t>
-      </w:r>
-      <w:r>
-        <w:rPr>
-          <w:rFonts w:ascii="Charis SIL Italic" w:hAnsi="Charis SIL Italic" w:eastAsia="Charis SIL Italic"/>
-          <w:b w:val="0"/>
-          <w:i/>
-          <w:color w:val="0000FF"/>
-          <w:sz w:val="24"/>
-          <w:u w:val="single"/>
-        </w:rPr>
-        <w:hyperlink r:id="rId9" w:history="1">
-          <w:r>
-            <w:rPr>
-              <w:rStyle w:val="Hyperlink"/>
-            </w:rPr>
-            <w:t>acquired</w:t>
-          </w:r>
-        </w:hyperlink>
+        <w:t>e of cultural objects and collections acquired</w:t>
       </w:r>
       <w:r>
         <w:rPr>
@@ -721,13 +547,74 @@
       </w:r>
       <w:r>
         <w:rPr>
+          <w:u w:val="single" w:color="0000ff"/>
           <w:rFonts w:ascii="Charis SIL Regular" w:hAnsi="Charis SIL Regular" w:eastAsia="Charis SIL Regular"/>
           <w:b w:val="0"/>
           <w:i w:val="0"/>
           <w:color w:val="000000"/>
           <w:sz w:val="24"/>
         </w:rPr>
-        <w:t>publicatie _</w:t>
+        <w:hyperlink r:id="rId9" w:history="1">
+          <w:r>
+            <w:rPr>
+              <w:rStyle w:val="Hyperlink"/>
+            </w:rPr>
+            <w:t>public</w:t>
+          </w:r>
+        </w:hyperlink>
+      </w:r>
+      <w:r>
+        <w:rPr>
+          <w:u w:val="single" w:color="0000ff"/>
+          <w:rFonts w:ascii="Charis SIL Regular" w:hAnsi="Charis SIL Regular" w:eastAsia="Charis SIL Regular"/>
+          <w:b w:val="0"/>
+          <w:i w:val="0"/>
+          <w:color w:val="000000"/>
+          <w:sz w:val="24"/>
+        </w:rPr>
+        <w:hyperlink r:id="rId9" w:history="1">
+          <w:r>
+            <w:rPr>
+              <w:rStyle w:val="Hyperlink"/>
+            </w:rPr>
+            <w:t>a</w:t>
+          </w:r>
+        </w:hyperlink>
+      </w:r>
+      <w:r>
+        <w:rPr>
+          <w:u w:val="single" w:color="0000ff"/>
+          <w:rFonts w:ascii="Charis SIL Regular" w:hAnsi="Charis SIL Regular" w:eastAsia="Charis SIL Regular"/>
+          <w:b w:val="0"/>
+          <w:i w:val="0"/>
+          <w:color w:val="000000"/>
+          <w:sz w:val="24"/>
+        </w:rPr>
+        <w:hyperlink r:id="rId9" w:history="1">
+          <w:r>
+            <w:rPr>
+              <w:rStyle w:val="Hyperlink"/>
+            </w:rPr>
+            <w:t xml:space="preserve">tie </w:t>
+          </w:r>
+        </w:hyperlink>
+      </w:r>
+      <w:r>
+        <w:rPr>
+          <w:rFonts w:ascii="Charis SIL Regular" w:hAnsi="Charis SIL Regular" w:eastAsia="Charis SIL Regular"/>
+          <w:b w:val="0"/>
+          <w:i w:val="0"/>
+          <w:color w:val="000000"/>
+          <w:sz w:val="24"/>
+        </w:rPr>
+        <w:hyperlink r:id="rId9" w:history="1">
+          <w:r>
+            <w:rPr>
+              <w:rStyle w:val="Hyperlink"/>
+            </w:rPr>
+            <w:t>_</w:t>
+          </w:r>
+        </w:hyperlink>
       </w:r>
       <w:r>
         <w:rPr>
@@ -980,7 +867,7 @@
           <w:sz w:val="24"/>
           <w:u w:val="single"/>
         </w:rPr>
-        <w:hyperlink r:id="rId9" w:history="1">
+        <w:hyperlink r:id="rId10" w:history="1">
           <w:r>
             <w:rPr>
               <w:rStyle w:val="Hyperlink"/>
@@ -2541,18 +2428,7 @@
           <w:color w:val="000000"/>
           <w:sz w:val="24"/>
         </w:rPr>
-        <w:t xml:space="preserve">Haag is </w:t>
-      </w:r>
-      <w:r>
-        <w:rPr>
-          <w:u w:val="single" w:color="0000ff"/>
-          <w:rFonts w:ascii="Charis SIL Regular" w:hAnsi="Charis SIL Regular" w:eastAsia="Charis SIL Regular"/>
-          <w:b w:val="0"/>
-          <w:i w:val="0"/>
-          <w:color w:val="000000"/>
-          <w:sz w:val="24"/>
-        </w:rPr>
-        <w:t xml:space="preserve">de zoekhulp </w:t>
+        <w:t xml:space="preserve">Haag is de zoekhulp </w:t>
       </w:r>
       <w:r>
         <w:rPr>
@@ -2581,7 +2457,7 @@
           <w:sz w:val="24"/>
           <w:u w:val="single"/>
         </w:rPr>
-        <w:hyperlink r:id="rId12" w:history="1">
+        <w:hyperlink r:id="rId13" w:history="1">
           <w:r>
             <w:rPr>
               <w:rStyle w:val="Hyperlink"/>
@@ -2599,7 +2475,7 @@
           <w:sz w:val="24"/>
           <w:u w:val="single"/>
         </w:rPr>
-        <w:hyperlink r:id="rId12" w:history="1">
+        <w:hyperlink r:id="rId13" w:history="1">
           <w:r>
             <w:rPr>
               <w:rStyle w:val="Hyperlink"/>
@@ -2628,7 +2504,7 @@
           <w:sz w:val="24"/>
           <w:u w:val="single"/>
         </w:rPr>
-        <w:hyperlink r:id="rId12" w:history="1">
+        <w:hyperlink r:id="rId13" w:history="1">
           <w:r>
             <w:rPr>
               <w:rStyle w:val="Hyperlink"/>
@@ -2657,7 +2533,7 @@
           <w:sz w:val="24"/>
           <w:u w:val="single"/>
         </w:rPr>
-        <w:hyperlink r:id="rId12" w:history="1">
+        <w:hyperlink r:id="rId13" w:history="1">
           <w:r>
             <w:rPr>
               <w:rStyle w:val="Hyperlink"/>
@@ -2686,7 +2562,7 @@
           <w:sz w:val="24"/>
           <w:u w:val="single"/>
         </w:rPr>
-        <w:hyperlink r:id="rId12" w:history="1">
+        <w:hyperlink r:id="rId13" w:history="1">
           <w:r>
             <w:rPr>
               <w:rStyle w:val="Hyperlink"/>
@@ -2704,7 +2580,7 @@
           <w:sz w:val="24"/>
           <w:u w:val="single"/>
         </w:rPr>
-        <w:hyperlink r:id="rId12" w:history="1">
+        <w:hyperlink r:id="rId13" w:history="1">
           <w:r>
             <w:rPr>
               <w:rStyle w:val="Hyperlink"/>
@@ -2722,7 +2598,7 @@
           <w:sz w:val="24"/>
           <w:u w:val="single"/>
         </w:rPr>
-        <w:hyperlink r:id="rId12" w:history="1">
+        <w:hyperlink r:id="rId13" w:history="1">
           <w:r>
             <w:rPr>
               <w:rStyle w:val="Hyperlink"/>
@@ -2787,7 +2663,7 @@
           <w:sz w:val="24"/>
           <w:u w:val="single"/>
         </w:rPr>
-        <w:hyperlink r:id="rId13" w:history="1">
+        <w:hyperlink r:id="rId12" w:history="1">
           <w:r>
             <w:rPr>
               <w:rStyle w:val="Hyperlink"/>
@@ -3437,7 +3313,7 @@
             <w:rPr>
               <w:rStyle w:val="Hyperlink"/>
             </w:rPr>
-            <w:t>Significan</w:t>
+            <w:t>Significanc</w:t>
           </w:r>
         </w:hyperlink>
       </w:r>
@@ -3448,13 +3324,36 @@
           <w:i/>
           <w:color w:val="0000FF"/>
           <w:sz w:val="24"/>
+          <w:u w:val="single"/>
+        </w:rPr>
+        <w:t>e</w:t>
+      </w:r>
+      <w:r>
+        <w:rPr>
+          <w:rFonts w:ascii="Charis SIL Italic" w:hAnsi="Charis SIL Italic" w:eastAsia="Charis SIL Italic"/>
+          <w:b w:val="0"/>
+          <w:i/>
+          <w:color w:val="0000FF"/>
+          <w:sz w:val="24"/>
+          <w:u w:val="single"/>
+        </w:rPr>
+        <w:t xml:space="preserve"> </w:t>
+      </w:r>
+      <w:r>
+        <w:rPr>
+          <w:rFonts w:ascii="Charis SIL Italic" w:hAnsi="Charis SIL Italic" w:eastAsia="Charis SIL Italic"/>
+          <w:b w:val="0"/>
+          <w:i/>
+          <w:color w:val="0000FF"/>
+          <w:sz w:val="24"/>
+          <w:u w:val="single"/>
         </w:rPr>
         <w:hyperlink r:id="rId16" w:history="1">
           <w:r>
             <w:rPr>
               <w:rStyle w:val="Hyperlink"/>
             </w:rPr>
-            <w:t>c</w:t>
+            <w:t>o</w:t>
           </w:r>
         </w:hyperlink>
       </w:r>
@@ -3466,7 +3365,7 @@
           <w:color w:val="0000FF"/>
           <w:sz w:val="24"/>
         </w:rPr>
-        <w:t>e</w:t>
+        <w:t xml:space="preserve">f </w:t>
       </w:r>
       <w:r>
         <w:rPr>
@@ -3477,130 +3376,7 @@
           <w:sz w:val="24"/>
           <w:u w:val="single"/>
         </w:rPr>
-        <w:t xml:space="preserve"> </w:t>
-      </w:r>
-      <w:r>
-        <w:rPr>
-          <w:rFonts w:ascii="Charis SIL Italic" w:hAnsi="Charis SIL Italic" w:eastAsia="Charis SIL Italic"/>
-          <w:b w:val="0"/>
-          <w:i/>
-          <w:color w:val="0000FF"/>
-          <w:sz w:val="24"/>
-          <w:u w:val="single"/>
-        </w:rPr>
-        <w:hyperlink r:id="rId16" w:history="1">
-          <w:r>
-            <w:rPr>
-              <w:rStyle w:val="Hyperlink"/>
-            </w:rPr>
-            <w:t xml:space="preserve">of </w:t>
-          </w:r>
-        </w:hyperlink>
-      </w:r>
-      <w:r>
-        <w:rPr>
-          <w:rFonts w:ascii="Charis SIL Italic" w:hAnsi="Charis SIL Italic" w:eastAsia="Charis SIL Italic"/>
-          <w:b w:val="0"/>
-          <w:i/>
-          <w:color w:val="0000FF"/>
-          <w:sz w:val="24"/>
-          <w:u w:val="single"/>
-        </w:rPr>
-        <w:hyperlink r:id="rId16" w:history="1">
-          <w:r>
-            <w:rPr>
-              <w:rStyle w:val="Hyperlink"/>
-            </w:rPr>
-            <w:t>Cultural</w:t>
-          </w:r>
-        </w:hyperlink>
-      </w:r>
-      <w:r>
-        <w:rPr>
-          <w:rFonts w:ascii="Charis SIL Italic" w:hAnsi="Charis SIL Italic" w:eastAsia="Charis SIL Italic"/>
-          <w:b w:val="0"/>
-          <w:i/>
-          <w:color w:val="0000FF"/>
-          <w:sz w:val="24"/>
-          <w:u w:val="single"/>
-        </w:rPr>
-        <w:t xml:space="preserve"> </w:t>
-      </w:r>
-      <w:r>
-        <w:rPr>
-          <w:rFonts w:ascii="Charis SIL Italic" w:hAnsi="Charis SIL Italic" w:eastAsia="Charis SIL Italic"/>
-          <w:b w:val="0"/>
-          <w:i/>
-          <w:color w:val="0000FF"/>
-          <w:sz w:val="24"/>
-          <w:u w:val="single"/>
-        </w:rPr>
-        <w:hyperlink r:id="rId16" w:history="1">
-          <w:r>
-            <w:rPr>
-              <w:rStyle w:val="Hyperlink"/>
-            </w:rPr>
-            <w:t>Objects</w:t>
-          </w:r>
-        </w:hyperlink>
-      </w:r>
-      <w:r>
-        <w:rPr>
-          <w:rFonts w:ascii="Charis SIL Italic" w:hAnsi="Charis SIL Italic" w:eastAsia="Charis SIL Italic"/>
-          <w:b w:val="0"/>
-          <w:i/>
-          <w:color w:val="0000FF"/>
-          <w:sz w:val="24"/>
-          <w:u w:val="single"/>
-        </w:rPr>
-        <w:t xml:space="preserve"> </w:t>
-      </w:r>
-      <w:r>
-        <w:rPr>
-          <w:rFonts w:ascii="Charis SIL Italic" w:hAnsi="Charis SIL Italic" w:eastAsia="Charis SIL Italic"/>
-          <w:b w:val="0"/>
-          <w:i/>
-          <w:color w:val="0000FF"/>
-          <w:sz w:val="24"/>
-          <w:u w:val="single"/>
-        </w:rPr>
-        <w:hyperlink r:id="rId16" w:history="1">
-          <w:r>
-            <w:rPr>
-              <w:rStyle w:val="Hyperlink"/>
-            </w:rPr>
-            <w:t>and</w:t>
-          </w:r>
-        </w:hyperlink>
-      </w:r>
-      <w:r>
-        <w:rPr>
-          <w:rFonts w:ascii="Charis SIL Italic" w:hAnsi="Charis SIL Italic" w:eastAsia="Charis SIL Italic"/>
-          <w:b w:val="0"/>
-          <w:i/>
-          <w:color w:val="0000FF"/>
-          <w:sz w:val="24"/>
-          <w:u w:val="single"/>
-        </w:rPr>
-        <w:t xml:space="preserve"> </w:t>
-      </w:r>
-      <w:r>
-        <w:rPr>
-          <w:rFonts w:ascii="Charis SIL Italic" w:hAnsi="Charis SIL Italic" w:eastAsia="Charis SIL Italic"/>
-          <w:b w:val="0"/>
-          <w:i/>
-          <w:color w:val="0000FF"/>
-          <w:sz w:val="24"/>
-          <w:u w:val="single"/>
-        </w:rPr>
-        <w:hyperlink r:id="rId16" w:history="1">
-          <w:r>
-            <w:rPr>
-              <w:rStyle w:val="Hyperlink"/>
-            </w:rPr>
-            <w:t>Collectio</w:t>
-          </w:r>
-        </w:hyperlink>
+        <w:t>Cultural Objects and Collectio</w:t>
       </w:r>
       <w:r>
         <w:rPr>

--- a/EXPORTS/DOCX/published/niveau1/Dutch/DoingResearch.docx
+++ b/EXPORTS/DOCX/published/niveau1/Dutch/DoingResearch.docx
@@ -337,7 +337,7 @@
             <w:rPr>
               <w:rStyle w:val="Hyperlink"/>
             </w:rPr>
-            <w:t>significan</w:t>
+            <w:t>significanc</w:t>
           </w:r>
         </w:hyperlink>
       </w:r>
@@ -348,13 +348,36 @@
           <w:i/>
           <w:color w:val="0000FF"/>
           <w:sz w:val="24"/>
+          <w:u w:val="single"/>
+        </w:rPr>
+        <w:t>e</w:t>
+      </w:r>
+      <w:r>
+        <w:rPr>
+          <w:rFonts w:ascii="Charis SIL Italic" w:hAnsi="Charis SIL Italic" w:eastAsia="Charis SIL Italic"/>
+          <w:b w:val="0"/>
+          <w:i/>
+          <w:color w:val="0000FF"/>
+          <w:sz w:val="24"/>
+          <w:u w:val="single"/>
+        </w:rPr>
+        <w:t xml:space="preserve"> </w:t>
+      </w:r>
+      <w:r>
+        <w:rPr>
+          <w:rFonts w:ascii="Charis SIL Italic" w:hAnsi="Charis SIL Italic" w:eastAsia="Charis SIL Italic"/>
+          <w:b w:val="0"/>
+          <w:i/>
+          <w:color w:val="0000FF"/>
+          <w:sz w:val="24"/>
+          <w:u w:val="single"/>
         </w:rPr>
         <w:hyperlink r:id="rId9" w:history="1">
           <w:r>
             <w:rPr>
               <w:rStyle w:val="Hyperlink"/>
             </w:rPr>
-            <w:t>c</w:t>
+            <w:t>of</w:t>
           </w:r>
         </w:hyperlink>
       </w:r>
@@ -366,7 +389,141 @@
           <w:color w:val="0000FF"/>
           <w:sz w:val="24"/>
         </w:rPr>
-        <w:t>e of cultural objects and collections acquired</w:t>
+        <w:t xml:space="preserve"> </w:t>
+      </w:r>
+      <w:r>
+        <w:rPr>
+          <w:rFonts w:ascii="Charis SIL Italic" w:hAnsi="Charis SIL Italic" w:eastAsia="Charis SIL Italic"/>
+          <w:b w:val="0"/>
+          <w:i/>
+          <w:color w:val="0000FF"/>
+          <w:sz w:val="24"/>
+          <w:u w:val="single"/>
+        </w:rPr>
+        <w:hyperlink r:id="rId9" w:history="1">
+          <w:r>
+            <w:rPr>
+              <w:rStyle w:val="Hyperlink"/>
+            </w:rPr>
+            <w:t>cultural</w:t>
+          </w:r>
+        </w:hyperlink>
+      </w:r>
+      <w:r>
+        <w:rPr>
+          <w:rFonts w:ascii="Charis SIL Italic" w:hAnsi="Charis SIL Italic" w:eastAsia="Charis SIL Italic"/>
+          <w:b w:val="0"/>
+          <w:i/>
+          <w:color w:val="0000FF"/>
+          <w:sz w:val="24"/>
+          <w:u w:val="single"/>
+        </w:rPr>
+        <w:t xml:space="preserve"> </w:t>
+      </w:r>
+      <w:r>
+        <w:rPr>
+          <w:rFonts w:ascii="Charis SIL Italic" w:hAnsi="Charis SIL Italic" w:eastAsia="Charis SIL Italic"/>
+          <w:b w:val="0"/>
+          <w:i/>
+          <w:color w:val="0000FF"/>
+          <w:sz w:val="24"/>
+          <w:u w:val="single"/>
+        </w:rPr>
+        <w:hyperlink r:id="rId9" w:history="1">
+          <w:r>
+            <w:rPr>
+              <w:rStyle w:val="Hyperlink"/>
+            </w:rPr>
+            <w:t>objects</w:t>
+          </w:r>
+        </w:hyperlink>
+      </w:r>
+      <w:r>
+        <w:rPr>
+          <w:rFonts w:ascii="Charis SIL Italic" w:hAnsi="Charis SIL Italic" w:eastAsia="Charis SIL Italic"/>
+          <w:b w:val="0"/>
+          <w:i/>
+          <w:color w:val="0000FF"/>
+          <w:sz w:val="24"/>
+          <w:u w:val="single"/>
+        </w:rPr>
+        <w:t xml:space="preserve"> </w:t>
+      </w:r>
+      <w:r>
+        <w:rPr>
+          <w:rFonts w:ascii="Charis SIL Italic" w:hAnsi="Charis SIL Italic" w:eastAsia="Charis SIL Italic"/>
+          <w:b w:val="0"/>
+          <w:i/>
+          <w:color w:val="0000FF"/>
+          <w:sz w:val="24"/>
+          <w:u w:val="single"/>
+        </w:rPr>
+        <w:hyperlink r:id="rId9" w:history="1">
+          <w:r>
+            <w:rPr>
+              <w:rStyle w:val="Hyperlink"/>
+            </w:rPr>
+            <w:t>and</w:t>
+          </w:r>
+        </w:hyperlink>
+      </w:r>
+      <w:r>
+        <w:rPr>
+          <w:rFonts w:ascii="Charis SIL Italic" w:hAnsi="Charis SIL Italic" w:eastAsia="Charis SIL Italic"/>
+          <w:b w:val="0"/>
+          <w:i/>
+          <w:color w:val="0000FF"/>
+          <w:sz w:val="24"/>
+          <w:u w:val="single"/>
+        </w:rPr>
+        <w:t xml:space="preserve"> </w:t>
+      </w:r>
+      <w:r>
+        <w:rPr>
+          <w:rFonts w:ascii="Charis SIL Italic" w:hAnsi="Charis SIL Italic" w:eastAsia="Charis SIL Italic"/>
+          <w:b w:val="0"/>
+          <w:i/>
+          <w:color w:val="0000FF"/>
+          <w:sz w:val="24"/>
+          <w:u w:val="single"/>
+        </w:rPr>
+        <w:hyperlink r:id="rId9" w:history="1">
+          <w:r>
+            <w:rPr>
+              <w:rStyle w:val="Hyperlink"/>
+            </w:rPr>
+            <w:t>collections</w:t>
+          </w:r>
+        </w:hyperlink>
+      </w:r>
+      <w:r>
+        <w:rPr>
+          <w:rFonts w:ascii="Charis SIL Italic" w:hAnsi="Charis SIL Italic" w:eastAsia="Charis SIL Italic"/>
+          <w:b w:val="0"/>
+          <w:i/>
+          <w:color w:val="0000FF"/>
+          <w:sz w:val="24"/>
+          <w:u w:val="single"/>
+        </w:rPr>
+        <w:t xml:space="preserve"> </w:t>
+      </w:r>
+      <w:r>
+        <w:rPr>
+          <w:rFonts w:ascii="Charis SIL Italic" w:hAnsi="Charis SIL Italic" w:eastAsia="Charis SIL Italic"/>
+          <w:b w:val="0"/>
+          <w:i/>
+          <w:color w:val="0000FF"/>
+          <w:sz w:val="24"/>
+          <w:u w:val="single"/>
+        </w:rPr>
+        <w:hyperlink r:id="rId9" w:history="1">
+          <w:r>
+            <w:rPr>
+              <w:rStyle w:val="Hyperlink"/>
+            </w:rPr>
+            <w:t>acquired</w:t>
+          </w:r>
+        </w:hyperlink>
       </w:r>
       <w:r>
         <w:rPr>
@@ -547,74 +704,13 @@
       </w:r>
       <w:r>
         <w:rPr>
-          <w:u w:val="single" w:color="0000ff"/>
           <w:rFonts w:ascii="Charis SIL Regular" w:hAnsi="Charis SIL Regular" w:eastAsia="Charis SIL Regular"/>
           <w:b w:val="0"/>
           <w:i w:val="0"/>
           <w:color w:val="000000"/>
           <w:sz w:val="24"/>
         </w:rPr>
-        <w:hyperlink r:id="rId9" w:history="1">
-          <w:r>
-            <w:rPr>
-              <w:rStyle w:val="Hyperlink"/>
-            </w:rPr>
-            <w:t>public</w:t>
-          </w:r>
-        </w:hyperlink>
-      </w:r>
-      <w:r>
-        <w:rPr>
-          <w:u w:val="single" w:color="0000ff"/>
-          <w:rFonts w:ascii="Charis SIL Regular" w:hAnsi="Charis SIL Regular" w:eastAsia="Charis SIL Regular"/>
-          <w:b w:val="0"/>
-          <w:i w:val="0"/>
-          <w:color w:val="000000"/>
-          <w:sz w:val="24"/>
-        </w:rPr>
-        <w:hyperlink r:id="rId9" w:history="1">
-          <w:r>
-            <w:rPr>
-              <w:rStyle w:val="Hyperlink"/>
-            </w:rPr>
-            <w:t>a</w:t>
-          </w:r>
-        </w:hyperlink>
-      </w:r>
-      <w:r>
-        <w:rPr>
-          <w:u w:val="single" w:color="0000ff"/>
-          <w:rFonts w:ascii="Charis SIL Regular" w:hAnsi="Charis SIL Regular" w:eastAsia="Charis SIL Regular"/>
-          <w:b w:val="0"/>
-          <w:i w:val="0"/>
-          <w:color w:val="000000"/>
-          <w:sz w:val="24"/>
-        </w:rPr>
-        <w:hyperlink r:id="rId9" w:history="1">
-          <w:r>
-            <w:rPr>
-              <w:rStyle w:val="Hyperlink"/>
-            </w:rPr>
-            <w:t xml:space="preserve">tie </w:t>
-          </w:r>
-        </w:hyperlink>
-      </w:r>
-      <w:r>
-        <w:rPr>
-          <w:rFonts w:ascii="Charis SIL Regular" w:hAnsi="Charis SIL Regular" w:eastAsia="Charis SIL Regular"/>
-          <w:b w:val="0"/>
-          <w:i w:val="0"/>
-          <w:color w:val="000000"/>
-          <w:sz w:val="24"/>
-        </w:rPr>
-        <w:hyperlink r:id="rId9" w:history="1">
-          <w:r>
-            <w:rPr>
-              <w:rStyle w:val="Hyperlink"/>
-            </w:rPr>
-            <w:t>_</w:t>
-          </w:r>
-        </w:hyperlink>
+        <w:t>publicatie _</w:t>
       </w:r>
       <w:r>
         <w:rPr>
@@ -625,7 +721,7 @@
           <w:sz w:val="24"/>
           <w:u w:val="single"/>
         </w:rPr>
-        <w:hyperlink r:id="rId9" w:history="1">
+        <w:hyperlink r:id="rId10" w:history="1">
           <w:r>
             <w:rPr>
               <w:rStyle w:val="Hyperlink"/>
@@ -643,7 +739,7 @@
           <w:sz w:val="24"/>
           <w:u w:val="single"/>
         </w:rPr>
-        <w:hyperlink r:id="rId9" w:history="1">
+        <w:hyperlink r:id="rId10" w:history="1">
           <w:r>
             <w:rPr>
               <w:rStyle w:val="Hyperlink"/>
@@ -661,7 +757,7 @@
           <w:sz w:val="24"/>
           <w:u w:val="single"/>
         </w:rPr>
-        <w:hyperlink r:id="rId9" w:history="1">
+        <w:hyperlink r:id="rId10" w:history="1">
           <w:r>
             <w:rPr>
               <w:rStyle w:val="Hyperlink"/>
@@ -867,7 +963,7 @@
           <w:sz w:val="24"/>
           <w:u w:val="single"/>
         </w:rPr>
-        <w:hyperlink r:id="rId10" w:history="1">
+        <w:hyperlink r:id="rId9" w:history="1">
           <w:r>
             <w:rPr>
               <w:rStyle w:val="Hyperlink"/>
@@ -896,7 +992,7 @@
           <w:sz w:val="24"/>
           <w:u w:val="single"/>
         </w:rPr>
-        <w:hyperlink r:id="rId10" w:history="1">
+        <w:hyperlink r:id="rId9" w:history="1">
           <w:r>
             <w:rPr>
               <w:rStyle w:val="Hyperlink"/>
@@ -914,7 +1010,7 @@
           <w:sz w:val="24"/>
           <w:u w:val="single"/>
         </w:rPr>
-        <w:hyperlink r:id="rId10" w:history="1">
+        <w:hyperlink r:id="rId9" w:history="1">
           <w:r>
             <w:rPr>
               <w:rStyle w:val="Hyperlink"/>
@@ -990,7 +1086,7 @@
           <w:sz w:val="24"/>
           <w:u w:val="single"/>
         </w:rPr>
-        <w:hyperlink r:id="rId9" w:history="1">
+        <w:hyperlink r:id="rId10" w:history="1">
           <w:r>
             <w:rPr>
               <w:rStyle w:val="Hyperlink"/>
@@ -1008,7 +1104,7 @@
           <w:sz w:val="24"/>
           <w:u w:val="single"/>
         </w:rPr>
-        <w:hyperlink r:id="rId9" w:history="1">
+        <w:hyperlink r:id="rId10" w:history="1">
           <w:r>
             <w:rPr>
               <w:rStyle w:val="Hyperlink"/>
@@ -1100,241 +1196,7 @@
           <w:color w:val="000000"/>
           <w:sz w:val="24"/>
         </w:rPr>
-        <w:t>de Rijksdie</w:t>
-      </w:r>
-      <w:r>
-        <w:rPr>
-          <w:u w:val="single" w:color="0000ff"/>
-          <w:rFonts w:ascii="Charis SIL Regular" w:hAnsi="Charis SIL Regular" w:eastAsia="Charis SIL Regular"/>
-          <w:b w:val="0"/>
-          <w:i w:val="0"/>
-          <w:color w:val="000000"/>
-          <w:sz w:val="24"/>
-        </w:rPr>
-        <w:hyperlink r:id="rId10" w:history="1">
-          <w:r>
-            <w:rPr>
-              <w:rStyle w:val="Hyperlink"/>
-            </w:rPr>
-            <w:t>nst voor het Culture</w:t>
-          </w:r>
-        </w:hyperlink>
-      </w:r>
-      <w:r>
-        <w:rPr>
-          <w:u w:val="single" w:color="0000ff"/>
-          <w:rFonts w:ascii="Charis SIL Regular" w:hAnsi="Charis SIL Regular" w:eastAsia="Charis SIL Regular"/>
-          <w:b w:val="0"/>
-          <w:i w:val="0"/>
-          <w:color w:val="000000"/>
-          <w:sz w:val="24"/>
-        </w:rPr>
-        <w:hyperlink r:id="rId10" w:history="1">
-          <w:r>
-            <w:rPr>
-              <w:rStyle w:val="Hyperlink"/>
-            </w:rPr>
-            <w:t>e</w:t>
-          </w:r>
-        </w:hyperlink>
-      </w:r>
-      <w:r>
-        <w:rPr>
-          <w:u w:val="single" w:color="0000ff"/>
-          <w:rFonts w:ascii="Charis SIL Regular" w:hAnsi="Charis SIL Regular" w:eastAsia="Charis SIL Regular"/>
-          <w:b w:val="0"/>
-          <w:i w:val="0"/>
-          <w:color w:val="000000"/>
-          <w:sz w:val="24"/>
-        </w:rPr>
-        <w:hyperlink r:id="rId10" w:history="1">
-          <w:r>
-            <w:rPr>
-              <w:rStyle w:val="Hyperlink"/>
-            </w:rPr>
-            <w:t>l Erf</w:t>
-          </w:r>
-        </w:hyperlink>
-      </w:r>
-      <w:r>
-        <w:rPr>
-          <w:u w:val="single" w:color="0000ff"/>
-          <w:rFonts w:ascii="Charis SIL Regular" w:hAnsi="Charis SIL Regular" w:eastAsia="Charis SIL Regular"/>
-          <w:b w:val="0"/>
-          <w:i w:val="0"/>
-          <w:color w:val="000000"/>
-          <w:sz w:val="24"/>
-        </w:rPr>
-        <w:hyperlink r:id="rId10" w:history="1">
-          <w:r>
-            <w:rPr>
-              <w:rStyle w:val="Hyperlink"/>
-            </w:rPr>
-            <w:t>g</w:t>
-          </w:r>
-        </w:hyperlink>
-      </w:r>
-      <w:r>
-        <w:rPr>
-          <w:u w:val="single" w:color="0000ff"/>
-          <w:rFonts w:ascii="Charis SIL Regular" w:hAnsi="Charis SIL Regular" w:eastAsia="Charis SIL Regular"/>
-          <w:b w:val="0"/>
-          <w:i w:val="0"/>
-          <w:color w:val="000000"/>
-          <w:sz w:val="24"/>
-        </w:rPr>
-        <w:hyperlink r:id="rId10" w:history="1">
-          <w:r>
-            <w:rPr>
-              <w:rStyle w:val="Hyperlink"/>
-            </w:rPr>
-            <w:t>oed. On</w:t>
-          </w:r>
-        </w:hyperlink>
-      </w:r>
-      <w:r>
-        <w:rPr>
-          <w:u w:val="single" w:color="0000ff"/>
-          <w:rFonts w:ascii="Charis SIL Regular" w:hAnsi="Charis SIL Regular" w:eastAsia="Charis SIL Regular"/>
-          <w:b w:val="0"/>
-          <w:i w:val="0"/>
-          <w:color w:val="000000"/>
-          <w:sz w:val="24"/>
-        </w:rPr>
-        <w:hyperlink r:id="rId10" w:history="1">
-          <w:r>
-            <w:rPr>
-              <w:rStyle w:val="Hyperlink"/>
-            </w:rPr>
-            <w:t>d</w:t>
-          </w:r>
-        </w:hyperlink>
-      </w:r>
-      <w:r>
-        <w:rPr>
-          <w:u w:val="single" w:color="0000ff"/>
-          <w:rFonts w:ascii="Charis SIL Regular" w:hAnsi="Charis SIL Regular" w:eastAsia="Charis SIL Regular"/>
-          <w:b w:val="0"/>
-          <w:i w:val="0"/>
-          <w:color w:val="000000"/>
-          <w:sz w:val="24"/>
-        </w:rPr>
-        <w:hyperlink r:id="rId10" w:history="1">
-          <w:r>
-            <w:rPr>
-              <w:rStyle w:val="Hyperlink"/>
-            </w:rPr>
-            <w:t>er</w:t>
-          </w:r>
-        </w:hyperlink>
-      </w:r>
-      <w:r>
-        <w:rPr>
-          <w:u w:val="single" w:color="0000ff"/>
-          <w:rFonts w:ascii="Charis SIL Regular" w:hAnsi="Charis SIL Regular" w:eastAsia="Charis SIL Regular"/>
-          <w:b w:val="0"/>
-          <w:i w:val="0"/>
-          <w:color w:val="000000"/>
-          <w:sz w:val="24"/>
-        </w:rPr>
-        <w:hyperlink r:id="rId10" w:history="1">
-          <w:r>
-            <w:rPr>
-              <w:rStyle w:val="Hyperlink"/>
-            </w:rPr>
-            <w:t>a</w:t>
-          </w:r>
-        </w:hyperlink>
-      </w:r>
-      <w:r>
-        <w:rPr>
-          <w:u w:val="single" w:color="0000ff"/>
-          <w:rFonts w:ascii="Charis SIL Regular" w:hAnsi="Charis SIL Regular" w:eastAsia="Charis SIL Regular"/>
-          <w:b w:val="0"/>
-          <w:i w:val="0"/>
-          <w:color w:val="000000"/>
-          <w:sz w:val="24"/>
-        </w:rPr>
-        <w:hyperlink r:id="rId10" w:history="1">
-          <w:r>
-            <w:rPr>
-              <w:rStyle w:val="Hyperlink"/>
-            </w:rPr>
-            <w:t xml:space="preserve">an </w:t>
-          </w:r>
-        </w:hyperlink>
-      </w:r>
-      <w:r>
-        <w:rPr>
-          <w:u w:val="single" w:color="0000ff"/>
-          <w:rFonts w:ascii="Charis SIL Regular" w:hAnsi="Charis SIL Regular" w:eastAsia="Charis SIL Regular"/>
-          <w:b w:val="0"/>
-          <w:i w:val="0"/>
-          <w:color w:val="000000"/>
-          <w:sz w:val="24"/>
-        </w:rPr>
-        <w:hyperlink r:id="rId10" w:history="1">
-          <w:r>
-            <w:rPr>
-              <w:rStyle w:val="Hyperlink"/>
-            </w:rPr>
-            <w:t>d</w:t>
-          </w:r>
-        </w:hyperlink>
-      </w:r>
-      <w:r>
-        <w:rPr>
-          <w:u w:val="single" w:color="0000ff"/>
-          <w:rFonts w:ascii="Charis SIL Regular" w:hAnsi="Charis SIL Regular" w:eastAsia="Charis SIL Regular"/>
-          <w:b w:val="0"/>
-          <w:i w:val="0"/>
-          <w:color w:val="000000"/>
-          <w:sz w:val="24"/>
-        </w:rPr>
-        <w:hyperlink r:id="rId10" w:history="1">
-          <w:r>
-            <w:rPr>
-              <w:rStyle w:val="Hyperlink"/>
-            </w:rPr>
-            <w:t>eze zoek</w:t>
-          </w:r>
-        </w:hyperlink>
-      </w:r>
-      <w:r>
-        <w:rPr>
-          <w:u w:val="single" w:color="0000ff"/>
-          <w:rFonts w:ascii="Charis SIL Regular" w:hAnsi="Charis SIL Regular" w:eastAsia="Charis SIL Regular"/>
-          <w:b w:val="0"/>
-          <w:i w:val="0"/>
-          <w:color w:val="000000"/>
-          <w:sz w:val="24"/>
-        </w:rPr>
-        <w:hyperlink r:id="rId10" w:history="1">
-          <w:r>
-            <w:rPr>
-              <w:rStyle w:val="Hyperlink"/>
-            </w:rPr>
-            <w:t>h</w:t>
-          </w:r>
-        </w:hyperlink>
-      </w:r>
-      <w:r>
-        <w:rPr>
-          <w:u w:val="single" w:color="0000ff"/>
-          <w:rFonts w:ascii="Charis SIL Regular" w:hAnsi="Charis SIL Regular" w:eastAsia="Charis SIL Regular"/>
-          <w:b w:val="0"/>
-          <w:i w:val="0"/>
-          <w:color w:val="000000"/>
-          <w:sz w:val="24"/>
-        </w:rPr>
-        <w:hyperlink r:id="rId10" w:history="1">
-          <w:r>
-            <w:rPr>
-              <w:rStyle w:val="Hyperlink"/>
-            </w:rPr>
-            <w:t>ulp vind</w:t>
-          </w:r>
-        </w:hyperlink>
+        <w:t>de Rijksdienst voor het Cultureel Erfgoed. Onderaan deze zoekhulp vind</w:t>
       </w:r>
       <w:r>
         <w:rPr>
@@ -4113,6 +3975,7 @@
       </w:r>
       <w:r>
         <w:rPr>
+          <w:u w:val="single" w:color="0000ff"/>
           <w:rFonts w:ascii="Charis SIL Regular" w:hAnsi="Charis SIL Regular" w:eastAsia="Charis SIL Regular"/>
           <w:b w:val="0"/>
           <w:i w:val="0"/>
@@ -4898,7 +4761,34 @@
           <w:color w:val="000000"/>
           <w:sz w:val="24"/>
         </w:rPr>
-        <w:t xml:space="preserve">•  Deterts, Dorothea (ed.), </w:t>
+        <w:t xml:space="preserve">•  </w:t>
+      </w:r>
+      <w:r>
+        <w:rPr>
+          <w:rFonts w:ascii="Charis SIL Regular" w:hAnsi="Charis SIL Regular" w:eastAsia="Charis SIL Regular"/>
+          <w:b w:val="0"/>
+          <w:i w:val="0"/>
+          <w:color w:val="000000"/>
+          <w:sz w:val="24"/>
+        </w:rPr>
+        <w:hyperlink r:id="rId18" w:history="1">
+          <w:r>
+            <w:rPr>
+              <w:rStyle w:val="Hyperlink"/>
+            </w:rPr>
+            <w:t xml:space="preserve">Deterts, </w:t>
+          </w:r>
+        </w:hyperlink>
+      </w:r>
+      <w:r>
+        <w:rPr>
+          <w:rFonts w:ascii="Charis SIL Regular" w:hAnsi="Charis SIL Regular" w:eastAsia="Charis SIL Regular"/>
+          <w:b w:val="0"/>
+          <w:i w:val="0"/>
+          <w:color w:val="000000"/>
+          <w:sz w:val="24"/>
+        </w:rPr>
+        <w:t xml:space="preserve">Dorothea (ed.), </w:t>
       </w:r>
       <w:r>
         <w:rPr>
